--- a/example_articles/states/Illinois/5.states_Illinois_Other_publisher.docx
+++ b/example_articles/states/Illinois/5.states_Illinois_Other_publisher.docx
@@ -27,17 +27,17 @@
     </w:p>
     <w:p>
       <w:r>
-        <w:t>Source File: Other publishers/Files (500) (6).DOCX</w:t>
+        <w:t>Source file: Other publishers/Files (500) (6).DOCX</w:t>
       </w:r>
     </w:p>
     <w:p>
       <w:r>
-        <w:t>Raw locations result: ['Illinois']</w:t>
+        <w:t>Raw locations result, 'locations': ['Illinois']</w:t>
       </w:r>
     </w:p>
     <w:p>
       <w:r>
-        <w:t>states_stand_flat (Standardized): Illinois</w:t>
+        <w:t>Standardized locations result, 'states_stand_flat': Illinois</w:t>
       </w:r>
     </w:p>
     <w:p>

--- a/example_articles/states/Illinois/5.states_Illinois_Other_publisher.docx
+++ b/example_articles/states/Illinois/5.states_Illinois_Other_publisher.docx
@@ -7,7 +7,7 @@
         <w:pStyle w:val="Heading1"/>
       </w:pPr>
       <w:r>
-        <w:t>Working class a weak spot for Bush</w:t>
+        <w:t>Briefly</w:t>
       </w:r>
     </w:p>
     <w:p>
@@ -17,17 +17,17 @@
     </w:p>
     <w:p>
       <w:r>
-        <w:t>Date: 1991-10-24</w:t>
+        <w:t>Date: 1990-06-14</w:t>
       </w:r>
     </w:p>
     <w:p>
       <w:r>
-        <w:t>Section: NEWS; Pg. 5A</w:t>
+        <w:t>Section: NEWS; Pg. 2A; Newsmakers</w:t>
       </w:r>
     </w:p>
     <w:p>
       <w:r>
-        <w:t>Source file: Other publishers/Files (500) (6).DOCX</w:t>
+        <w:t>Source file: Other publishers/Files (500) (31).DOCX</w:t>
       </w:r>
     </w:p>
     <w:p>
@@ -49,51 +49,9 @@
     </w:p>
     <w:p>
       <w:r>
-        <w:t>President Bush's vehement opposition to extending jobless benefits, signing a civil rights bill or enacting a family medical leave plan could cost him with the middle class.</w:t>
+        <w:t>Kidnapped gold miner Scott Heimdal, 27, of Peoria, Ill., may not be released by communist guerrillas in Ecuador after all. They say they want $ 612,000 - 10 times the $ 60,000 ransom delivered Monday.</w:t>
         <w:br/>
-        <w:t>Poll takers say Bush's opposition to three measures that could help middle- income, working-class people - but could be unpopular with business owners - leads many to conclude that he is out of touch with the average American, especially working people, non-whites and women.</w:t>
-        <w:br/>
-        <w:t>An ABC News-Washington Post poll out this week echoed those conclusions. Forty-eight percent of those surveyed say Bush shows more interest in the concerns of the wealthy; only 8% say he cares about the needs of poor or middle-income Americans.</w:t>
-        <w:br/>
-        <w:t>Only 41% say Bush cares equally about all. ''Issues like civil rights, parental leave and unemployment are areas where voters have problems'' with Bush, GOP pollster Linda DiVall says.</w:t>
-        <w:br/>
-        <w:t>- Bush is threatening to veto Congress' third bid to extend unemployment benefits for jobless workers, saying it would slow economic growth.</w:t>
-        <w:br/>
-        <w:t>''I was elected to protect the taxpayer as well as the unemployed,'' Bush said to critics.</w:t>
-        <w:br/>
-        <w:t>- He's vowed to slap a second veto on the family medical leave bill - designed to help single-parent or two-career families - expected to pass Congress before Thanksgiving. Bush says unpaid leave should be worked out between each employer and workers, without government mandates.</w:t>
-        <w:br/>
-        <w:t>- He's stonewalling GOP-led efforts on a compromise civil rights bill. He says the bill calls for quotas, like the 1990 Civil Rights Act, which he vetoed.</w:t>
-        <w:br/>
-        <w:t>Those vetos registered with the public, according to a Harris poll conducted Sept. 27-Oct. 2. It showed 59% rated Bush fair or poor on unemployment; 60% fair or poor on parental leave; and 55% fair or poor on civil rights.</w:t>
-        <w:br/>
-        <w:t>The numbers should get Bush's attention, says Democratic pollster Alan Secrest. ''The only connection George Bush has with the average, everyday voter is what his pollster tells him. Most people live paycheck to paycheck.''</w:t>
-        <w:br/>
-        <w:t>When Bush and his aides are asked how they plan to help those people, they talk about a capital gains tax cut to stimulate financial markets.</w:t>
-        <w:br/>
-        <w:t>Reducing the capital gains tax has been a cherished dream of Bush. But critics call it a tax break for the rich.</w:t>
-        <w:br/>
-        <w:t>Bush's key aides on the civil rights and unemployment vetos - counsel C. Boyden Gray and budget director Richard Darman - come from privileged backgrounds.</w:t>
-        <w:br/>
-        <w:t>Gray, whose father worked as President Eisenhower's national security adviser, is scion of the R.J. Reynolds tobacco family of North Carolina.</w:t>
-        <w:br/>
-        <w:t>Darman comes from a family that owned textile companies. Both were trained in the ''Harvard boutique'' Bush derided in his 1988 campaign.</w:t>
-        <w:br/>
-        <w:t>White House chief of staff John Sununu, a former governor and engineering professor, denies Bush is isolated from ordinary people.</w:t>
-        <w:br/>
-        <w:t>''Some of the same people who say the president doesn't get out and talk criticize him for traveling around the country,'' Sununu said.</w:t>
-        <w:br/>
-        <w:t>''He talks to people on every trip from the top of the economic scale to the bottom to find out what's going on.''</w:t>
-        <w:br/>
-        <w:t>DiVall attributes Bush's high job approval rating to his ''personal likability.''</w:t>
-        <w:br/>
-        <w:t>The problem, Democratic pollster Celinda Lake says: Bush isn't interested in domestic policy. ''While he's a nice guy … he just doesn't get it.''</w:t>
-        <w:br/>
-        <w:br/>
-        <w:t>Notes</w:t>
-        <w:br/>
-        <w:br/>
-        <w:t>POCKETBOOK ISSUES GAIN MOMENTUM</w:t>
+        <w:t>Kidnappers now say the money Heimdal's working-class family raised from community donations was just to guarantee his life. Family members say they can't raise the larger figure. … New York state prosecutors said Wednesday they will appeal the dismissal of 180 counts of a 188-count tax fraud indictment against Leona Helmsley. A judge last month dismissed the charges because they were the same as those on which Helmsley, 70, was convicted of last year. … Susan Sturc Lederman, professor of political science at Kean College of New Jersey, was elected president of the League of Women Voters Wednesday.</w:t>
         <w:br/>
         <w:br/>
         <w:t>Graphic</w:t>
@@ -101,11 +59,11 @@
         <w:br/>
         <w:t xml:space="preserve"> </w:t>
         <w:br/>
-        <w:t>GRAPHIC; b/w, USA TODAY, Source: The Gallup Poll (Line graph); PHOTO; b/w, Tim Dillon, USA TODAY</w:t>
+        <w:t>PHOTO; b/w, AP (Leona Helmsley)</w:t>
         <w:br/>
         <w:t xml:space="preserve"> </w:t>
         <w:br/>
-        <w:t>CUTLINE: SLIPPING: Bush's overall approval ratings peaked just after the Persian Gulf war.</w:t>
+        <w:t>CUTLINE: HELMSLEY</w:t>
       </w:r>
     </w:p>
     <w:sectPr>

--- a/example_articles/states/Illinois/5.states_Illinois_Other_publisher.docx
+++ b/example_articles/states/Illinois/5.states_Illinois_Other_publisher.docx
@@ -7,7 +7,7 @@
         <w:pStyle w:val="Heading1"/>
       </w:pPr>
       <w:r>
-        <w:t>Briefly</w:t>
+        <w:t>Mitchell Esslinger launches campaign for 102nd district</w:t>
       </w:r>
     </w:p>
     <w:p>
@@ -17,17 +17,17 @@
     </w:p>
     <w:p>
       <w:r>
-        <w:t>Date: 1990-06-14</w:t>
+        <w:t>Date: 2020-07-08</w:t>
       </w:r>
     </w:p>
     <w:p>
       <w:r>
-        <w:t>Section: NEWS; Pg. 2A; Newsmakers</w:t>
+        <w:t>Section: GPN; Pg. 6</w:t>
       </w:r>
     </w:p>
     <w:p>
       <w:r>
-        <w:t>Source file: Other publishers/Files (500) (31).DOCX</w:t>
+        <w:t>Source file: Other publishers/Files (500) (4).DOCX</w:t>
       </w:r>
     </w:p>
     <w:p>
@@ -49,9 +49,9 @@
     </w:p>
     <w:p>
       <w:r>
-        <w:t>Kidnapped gold miner Scott Heimdal, 27, of Peoria, Ill., may not be released by communist guerrillas in Ecuador after all. They say they want $ 612,000 - 10 times the $ 60,000 ransom delivered Monday.</w:t>
+        <w:t xml:space="preserve">On June 17 Mitchell Esslinger announced his Democratic candidacy for the Illinois House of Representatives District 102 seat with a speech outside the Moultrie County Courthouse. Born in Champaign and raised in Strasburg, Mitchell attended Stewardson-Strasburg High School, Lake Land College, and the University of Illinois. At the University of Illinois, he worked with local law enforcement to protect student safety. As a property renovator, Mitchell started at age 12 working for his family's rental properties. </w:t>
         <w:br/>
-        <w:t>Kidnappers now say the money Heimdal's working-class family raised from community donations was just to guarantee his life. Family members say they can't raise the larger figure. … New York state prosecutors said Wednesday they will appeal the dismissal of 180 counts of a 188-count tax fraud indictment against Leona Helmsley. A judge last month dismissed the charges because they were the same as those on which Helmsley, 70, was convicted of last year. … Susan Sturc Lederman, professor of political science at Kean College of New Jersey, was elected president of the League of Women Voters Wednesday.</w:t>
+        <w:t>As a tutor, he saw how important it is that we give our schools what they need to succeed. He has volunteered to work in the campaigns of Barak Obama, Bernie Sanders and Hillary Clinton. "Today, I stand before you 164 years after Abraham Lincoln made his renowned Court circuit, traveling from one county in Central Illinois to another," Esslinger began. "I'm no Abraham Lincoln, let me be clear, but the powers that be are doing everything they can to divide us once again. I was not going to sit by and let his happen. Today, I am announcing my run against the separatist Brad Halbrook in District 102." He went on to note: As Lincoln once said, "A house divided against itself cannot stand." If we allow his divisive rhetoric to fill the void without challenge, this house will tumble down. We are all neighbors, brothers and sisters. We let artificial boundaries divide us too often. If we stand together with one another, organize, and create solutions for working families with our elected leaders, we have the power to mobilize for real change. "There are forces at play actively preventing us from having better lives" he continued. "You deserve an equal shot at the American dream if you are working-class, have children, or have a medical condition." For all those who think we need less government funding, fewer wage increases, and fewer unemployment benefits – you are already living paycheck to paycheck. But I understand why you think this way. We've been led to believe that here, we must earn our seat at the table, and that freeloaders should not get a free pass. But it's the rich who are freeloading off our efforts. "Many of you are probably wondering why I'm running – it's for my father, so what happened to him does not happen to others. My father proudly served his country during the Vietnam War," Esslinger said. In 2012, he had a massive heart attack, for which the VA covered very little of the treatment. Two years after, facing crippling medical debt coupled with depression from the surgeries, my father took his own life in front of my brother, on his porch. He is just one of the many examples of those who fell through the cracks in our system. This is why I am running – to protect those among us who are most vulnerable." "I was able to make it through the experience, but many are not so lucky. If we treat our fellow Americans the way our veterans and heroes really deserve to be treated, this would be a better place. Our community cannot take another hit. The citizens of our district are falling through the cracks, one crisis after another. Knowing this, let us create together a new national and community spirit and trust. It is the only collective power that we have. Join me, and together we will see justice for ourselves and work towards a brighter future.</w:t>
         <w:br/>
         <w:br/>
         <w:t>Graphic</w:t>
@@ -59,11 +59,7 @@
         <w:br/>
         <w:t xml:space="preserve"> </w:t>
         <w:br/>
-        <w:t>PHOTO; b/w, AP (Leona Helmsley)</w:t>
-        <w:br/>
-        <w:t xml:space="preserve"> </w:t>
-        <w:br/>
-        <w:t>CUTLINE: HELMSLEY</w:t>
+        <w:t>Mitchell Esslinger</w:t>
       </w:r>
     </w:p>
     <w:sectPr>
